--- a/analise-ed/10_Pontos_Logicos_VSL_SodaFil.docx
+++ b/analise-ed/10_Pontos_Logicos_VSL_SodaFil.docx
@@ -3701,7 +3701,22 @@
         <w:t xml:space="preserve"> </w:t>
       </w:r>
       <w:r>
-        <w:t xml:space="preserve">Afirmação: 72 h ereção matinal espontânea; 5 dias 91% notam o pau mais cheio na primeira mijada; 14 dias sem pílula; 21 dias crescimento mensurável; 30 dias reversão na ressonância. Prova: o selo postal volta como marco (15A: dia 1 inteiro, dia 3 rasgado); fita métrica aos 21 dias; RM do Mike aos 30 (60% → 28%). Imagem: os dois anéis de selo na mesa. Loop:</w:t>
+        <w:t xml:space="preserve">Afirmação: 72 h ereção matinal espontânea; 5 dias 91% notam o pau mais cheio e o peso na mão na primeira mijada; 14 dias sem pílula; 21 dias crescimento mensurável (fita métrica,</w:t>
+      </w:r>
+      <w:r>
+        <w:t xml:space="preserve"> </w:t>
+      </w:r>
+      <w:r>
+        <w:t xml:space="preserve">“</w:t>
+      </w:r>
+      <w:r>
+        <w:t xml:space="preserve">ela congela por três segundos quando você abre a calça</w:t>
+      </w:r>
+      <w:r>
+        <w:t xml:space="preserve">”</w:t>
+      </w:r>
+      <w:r>
+        <w:t xml:space="preserve">); 30 dias reversão na ressonância. Prova: o selo postal volta como marco (15A: dia 1 inteiro, dia 3 rasgado); fita métrica aos 21 dias; RM do Mike aos 30 (60% → 28%). Imagem: os dois anéis de selo na mesa. Loop:</w:t>
       </w:r>
       <w:r>
         <w:t xml:space="preserve"> </w:t>

--- a/analise-ed/10_Pontos_Logicos_VSL_SodaFil.docx
+++ b/analise-ed/10_Pontos_Logicos_VSL_SodaFil.docx
@@ -898,7 +898,7 @@
         <w:t xml:space="preserve"> </w:t>
       </w:r>
       <w:r>
-        <w:t xml:space="preserve">Afirmação: o segredo e o inimigo estavam no mesmo rancho. Prova: setembro de 2024, rancho de Longhorn perto de Arlington; o saco de 25 kg no galpão (</w:t>
+        <w:t xml:space="preserve">Afirmação: o segredo e o inimigo estavam no rancho que ele comprou. Prova: setembro de 2024, o Mike compra um rancho em Fort Worth (Longhorn, 20 min de Arlington) como base do camp; gado, capataz velho e peões vêm com a compra; o saco de 25 kg no galpão (</w:t>
       </w:r>
       <w:r>
         <w:t xml:space="preserve">“</w:t>

--- a/analise-ed/10_Pontos_Logicos_VSL_SodaFil.docx
+++ b/analise-ed/10_Pontos_Logicos_VSL_SodaFil.docx
@@ -3338,13 +3338,13 @@
           <w:bCs/>
           <w:b/>
         </w:rPr>
-        <w:t xml:space="preserve">PL-T11 · RECONSTRUIR (tendão de touro Longhorn).</w:t>
-      </w:r>
-      <w:r>
-        <w:t xml:space="preserve"> </w:t>
-      </w:r>
-      <w:r>
-        <w:t xml:space="preserve">Afirmação: a esponja precisa de matéria-prima tipo III; não é o colágeno bovino de confinamento que vendem em pote para ruga (o ácido destrói antes de absorver); é tendão de touro Longhorn criado solto (regra 13). Reconstruída, a esponja incha e cresce até o tamanho que o cimento travou. Prova: os dois rótulos (6B) e o tendão real na mão do veterinário (6C); a régua do piloto com o set à mostra (7B: tripé, fita no chão, mesma régua, mesma luz; Voluntário 22, Piloto Longhorn 2025, 5,63” → 8,46”);</w:t>
+        <w:t xml:space="preserve">PL-T11 · RECONSTRUIR (chifre de touro Longhorn; decisão de 14/10).</w:t>
+      </w:r>
+      <w:r>
+        <w:t xml:space="preserve"> </w:t>
+      </w:r>
+      <w:r>
+        <w:t xml:space="preserve">Afirmação: a esponja precisa de matéria-prima tipo III; não é o colágeno bovino de confinamento que vendem em pote para ruga (o ácido destrói antes de absorver); é o núcleo do chifre de touro reprodutor Longhorn, a única parte dele que nunca para de crescer (regra 13, revista em 14/10). Reconstruída, a esponja incha e cresce até o tamanho que o cimento travou. Prova: os dois rótulos (6B) e o chifre na mão do veterinário, com o corte do núcleo (6C); a régua do piloto com o set à mostra (7B: tripé, fita no chão, mesma régua, mesma luz; Voluntário 22, Piloto Longhorn 2025, 5,63” → 8,46”);</w:t>
       </w:r>
       <w:r>
         <w:t xml:space="preserve"> </w:t>
@@ -3359,7 +3359,7 @@
         <w:t xml:space="preserve">”</w:t>
       </w:r>
       <w:r>
-        <w:t xml:space="preserve">. Imagem: o tendão esticado; o cartão com decimais. Loop:</w:t>
+        <w:t xml:space="preserve">. Imagem: o chifre de mais de cem polegadas; o cartão com decimais. Loop:</w:t>
       </w:r>
       <w:r>
         <w:t xml:space="preserve"> </w:t>
@@ -3620,7 +3620,7 @@
         <w:t xml:space="preserve"> </w:t>
       </w:r>
       <w:r>
-        <w:t xml:space="preserve">Afirmação: o preparo exige dose exata (abaixo o ácido destrói, acima é arroto e barriga); o tendão de Longhorn tem um único processamento no Texas, venda bruta proibida; 14 meses para virar goma sem perder potência. Prova: o fardo de feno na mesa de jantar (12C:</w:t>
+        <w:t xml:space="preserve">Afirmação: o preparo exige dose exata (abaixo o ácido destrói, acima é arroto e barriga); o colágeno do chifre de Longhorn tem um único processamento no Texas, venda bruta proibida; 14 meses para virar goma sem perder potência. Prova: o fardo de feno na mesa de jantar (12C:</w:t>
       </w:r>
       <w:r>
         <w:t xml:space="preserve"> </w:t>
@@ -4535,7 +4535,7 @@
         <w:t xml:space="preserve"> </w:t>
       </w:r>
       <w:r>
-        <w:t xml:space="preserve">Afirmação: o único processamento do tendão de Longhorn é no Texas; não existe genérico e não vai existir por 5 anos. Prova: equipamento, a ficha do extrato. Imagem: o tanque. Loop:</w:t>
+        <w:t xml:space="preserve">Afirmação: o único processamento do chifre de Longhorn é no Texas; não existe genérico e não vai existir por 5 anos. Prova: equipamento, a ficha do extrato. Imagem: o tanque. Loop:</w:t>
       </w:r>
       <w:r>
         <w:t xml:space="preserve"> </w:t>
